--- a/src/templates/coHabitationCertification.docx
+++ b/src/templates/coHabitationCertification.docx
@@ -57,7 +57,25 @@
                 <w:b/>
                 <w:sz w:val="24"/>
               </w:rPr>
-              <w:t>{formDateIssued}</w:t>
+              <w:t>{</w:t>
+            </w:r>
+            <w:proofErr w:type="spellStart"/>
+            <w:r>
+              <w:rPr>
+                <w:rFonts w:ascii="Arial" w:hAnsi="Arial" w:cs="Arial"/>
+                <w:b/>
+                <w:sz w:val="24"/>
+              </w:rPr>
+              <w:t>formDateIssued</w:t>
+            </w:r>
+            <w:proofErr w:type="spellEnd"/>
+            <w:r>
+              <w:rPr>
+                <w:rFonts w:ascii="Arial" w:hAnsi="Arial" w:cs="Arial"/>
+                <w:b/>
+                <w:sz w:val="24"/>
+              </w:rPr>
+              <w:t>}</w:t>
             </w:r>
           </w:p>
         </w:tc>
@@ -108,6 +126,7 @@
               </w:rPr>
               <w:t>{</w:t>
             </w:r>
+            <w:proofErr w:type="spellStart"/>
             <w:r>
               <w:rPr>
                 <w:rFonts w:ascii="Arial" w:hAnsi="Arial" w:cs="Arial"/>
@@ -116,6 +135,7 @@
               </w:rPr>
               <w:t>expirationDate</w:t>
             </w:r>
+            <w:proofErr w:type="spellEnd"/>
             <w:r>
               <w:rPr>
                 <w:rFonts w:ascii="Arial" w:hAnsi="Arial" w:cs="Arial"/>
@@ -171,7 +191,25 @@
                 <w:b/>
                 <w:sz w:val="24"/>
               </w:rPr>
-              <w:t>{CTCNo}</w:t>
+              <w:t>{</w:t>
+            </w:r>
+            <w:proofErr w:type="spellStart"/>
+            <w:r>
+              <w:rPr>
+                <w:rFonts w:ascii="Arial" w:hAnsi="Arial" w:cs="Arial"/>
+                <w:b/>
+                <w:sz w:val="24"/>
+              </w:rPr>
+              <w:t>CTCNo</w:t>
+            </w:r>
+            <w:proofErr w:type="spellEnd"/>
+            <w:r>
+              <w:rPr>
+                <w:rFonts w:ascii="Arial" w:hAnsi="Arial" w:cs="Arial"/>
+                <w:b/>
+                <w:sz w:val="24"/>
+              </w:rPr>
+              <w:t>}</w:t>
             </w:r>
           </w:p>
         </w:tc>
@@ -220,8 +258,18 @@
                 <w:b/>
                 <w:sz w:val="24"/>
               </w:rPr>
-              <w:t>{dateIssued</w:t>
+              <w:t>{</w:t>
             </w:r>
+            <w:proofErr w:type="spellStart"/>
+            <w:r>
+              <w:rPr>
+                <w:rFonts w:ascii="Arial" w:hAnsi="Arial" w:cs="Arial"/>
+                <w:b/>
+                <w:sz w:val="24"/>
+              </w:rPr>
+              <w:t>dateIssued</w:t>
+            </w:r>
+            <w:proofErr w:type="spellEnd"/>
             <w:r>
               <w:rPr>
                 <w:rFonts w:ascii="Arial" w:hAnsi="Arial" w:cs="Arial"/>
@@ -277,7 +325,25 @@
                 <w:b/>
                 <w:sz w:val="24"/>
               </w:rPr>
-              <w:t>{placeIssued}</w:t>
+              <w:t>{</w:t>
+            </w:r>
+            <w:proofErr w:type="spellStart"/>
+            <w:r>
+              <w:rPr>
+                <w:rFonts w:ascii="Arial" w:hAnsi="Arial" w:cs="Arial"/>
+                <w:b/>
+                <w:sz w:val="24"/>
+              </w:rPr>
+              <w:t>placeIssued</w:t>
+            </w:r>
+            <w:proofErr w:type="spellEnd"/>
+            <w:r>
+              <w:rPr>
+                <w:rFonts w:ascii="Arial" w:hAnsi="Arial" w:cs="Arial"/>
+                <w:b/>
+                <w:sz w:val="24"/>
+              </w:rPr>
+              <w:t>}</w:t>
             </w:r>
           </w:p>
         </w:tc>
@@ -326,7 +392,25 @@
                 <w:b/>
                 <w:sz w:val="24"/>
               </w:rPr>
-              <w:t>{ORNo}</w:t>
+              <w:t>{</w:t>
+            </w:r>
+            <w:proofErr w:type="spellStart"/>
+            <w:r>
+              <w:rPr>
+                <w:rFonts w:ascii="Arial" w:hAnsi="Arial" w:cs="Arial"/>
+                <w:b/>
+                <w:sz w:val="24"/>
+              </w:rPr>
+              <w:t>ORNo</w:t>
+            </w:r>
+            <w:proofErr w:type="spellEnd"/>
+            <w:r>
+              <w:rPr>
+                <w:rFonts w:ascii="Arial" w:hAnsi="Arial" w:cs="Arial"/>
+                <w:b/>
+                <w:sz w:val="24"/>
+              </w:rPr>
+              <w:t>}</w:t>
             </w:r>
           </w:p>
         </w:tc>
@@ -394,12 +478,14 @@
                 <w:rFonts w:ascii="Arial" w:hAnsi="Arial" w:cs="Arial"/>
               </w:rPr>
             </w:pPr>
+            <w:proofErr w:type="spellStart"/>
             <w:r>
               <w:rPr>
                 <w:rFonts w:ascii="Arial" w:hAnsi="Arial" w:cs="Arial"/>
               </w:rPr>
               <w:t>FormNo</w:t>
             </w:r>
+            <w:proofErr w:type="spellEnd"/>
           </w:p>
         </w:tc>
         <w:tc>
@@ -421,13 +507,101 @@
                 <w:b/>
                 <w:sz w:val="24"/>
               </w:rPr>
-              <w:t>{formNumber}</w:t>
+              <w:t>{</w:t>
+            </w:r>
+            <w:proofErr w:type="spellStart"/>
+            <w:r>
+              <w:rPr>
+                <w:rFonts w:ascii="Arial" w:hAnsi="Arial" w:cs="Arial"/>
+                <w:b/>
+                <w:sz w:val="24"/>
+              </w:rPr>
+              <w:t>formNumber</w:t>
+            </w:r>
+            <w:proofErr w:type="spellEnd"/>
+            <w:r>
+              <w:rPr>
+                <w:rFonts w:ascii="Arial" w:hAnsi="Arial" w:cs="Arial"/>
+                <w:b/>
+                <w:sz w:val="24"/>
+              </w:rPr>
+              <w:t>}</w:t>
             </w:r>
           </w:p>
         </w:tc>
       </w:tr>
     </w:tbl>
     <w:p>
+      <w:bookmarkStart w:id="0" w:name="_GoBack"/>
+      <w:bookmarkEnd w:id="0"/>
+      <w:r>
+        <w:rPr>
+          <w:noProof/>
+          <w:lang w:eastAsia="en-GB"/>
+        </w:rPr>
+        <w:drawing>
+          <wp:anchor distT="0" distB="0" distL="114300" distR="114300" simplePos="0" relativeHeight="251677696" behindDoc="1" locked="0" layoutInCell="1" allowOverlap="1" wp14:anchorId="3E08C10A" wp14:editId="70E27B31">
+            <wp:simplePos x="0" y="0"/>
+            <wp:positionH relativeFrom="margin">
+              <wp:align>right</wp:align>
+            </wp:positionH>
+            <wp:positionV relativeFrom="paragraph">
+              <wp:posOffset>9525</wp:posOffset>
+            </wp:positionV>
+            <wp:extent cx="7762875" cy="10038080"/>
+            <wp:effectExtent l="0" t="0" r="9525" b="1270"/>
+            <wp:wrapNone/>
+            <wp:docPr id="3" name="Picture 3" descr="bg brgy_pages-to-jpg-0001"/>
+            <wp:cNvGraphicFramePr>
+              <a:graphicFrameLocks xmlns:a="http://schemas.openxmlformats.org/drawingml/2006/main" noChangeAspect="1"/>
+            </wp:cNvGraphicFramePr>
+            <a:graphic xmlns:a="http://schemas.openxmlformats.org/drawingml/2006/main">
+              <a:graphicData uri="http://schemas.openxmlformats.org/drawingml/2006/picture">
+                <pic:pic xmlns:pic="http://schemas.openxmlformats.org/drawingml/2006/picture">
+                  <pic:nvPicPr>
+                    <pic:cNvPr id="0" name="Picture 2" descr="bg brgy_pages-to-jpg-0001"/>
+                    <pic:cNvPicPr>
+                      <a:picLocks noChangeAspect="1" noChangeArrowheads="1"/>
+                    </pic:cNvPicPr>
+                  </pic:nvPicPr>
+                  <pic:blipFill>
+                    <a:blip r:embed="rId4" cstate="print">
+                      <a:extLst>
+                        <a:ext uri="{28A0092B-C50C-407E-A947-70E740481C1C}">
+                          <a14:useLocalDpi xmlns:a14="http://schemas.microsoft.com/office/drawing/2010/main" val="0"/>
+                        </a:ext>
+                      </a:extLst>
+                    </a:blip>
+                    <a:srcRect/>
+                    <a:stretch>
+                      <a:fillRect/>
+                    </a:stretch>
+                  </pic:blipFill>
+                  <pic:spPr bwMode="auto">
+                    <a:xfrm>
+                      <a:off x="0" y="0"/>
+                      <a:ext cx="7762875" cy="10038080"/>
+                    </a:xfrm>
+                    <a:prstGeom prst="rect">
+                      <a:avLst/>
+                    </a:prstGeom>
+                    <a:noFill/>
+                    <a:ln>
+                      <a:noFill/>
+                    </a:ln>
+                  </pic:spPr>
+                </pic:pic>
+              </a:graphicData>
+            </a:graphic>
+            <wp14:sizeRelH relativeFrom="page">
+              <wp14:pctWidth>0</wp14:pctWidth>
+            </wp14:sizeRelH>
+            <wp14:sizeRelV relativeFrom="page">
+              <wp14:pctHeight>0</wp14:pctHeight>
+            </wp14:sizeRelV>
+          </wp:anchor>
+        </w:drawing>
+      </w:r>
       <w:r>
         <w:rPr>
           <w:noProof/>
@@ -436,7 +610,7 @@
         <mc:AlternateContent>
           <mc:Choice Requires="wps">
             <w:drawing>
-              <wp:anchor distT="0" distB="0" distL="114300" distR="114300" simplePos="0" relativeHeight="251676672" behindDoc="0" locked="0" layoutInCell="1" allowOverlap="1" wp14:anchorId="22225048" wp14:editId="196E926E">
+              <wp:anchor distT="0" distB="0" distL="114300" distR="114300" simplePos="0" relativeHeight="251676672" behindDoc="0" locked="0" layoutInCell="1" allowOverlap="1" wp14:anchorId="7D0FA2B8" wp14:editId="5BE278BC">
                 <wp:simplePos x="0" y="0"/>
                 <wp:positionH relativeFrom="column">
                   <wp:posOffset>4940135</wp:posOffset>
@@ -540,7 +714,7 @@
         <mc:AlternateContent>
           <mc:Choice Requires="wps">
             <w:drawing>
-              <wp:anchor distT="0" distB="0" distL="114300" distR="114300" simplePos="0" relativeHeight="251674624" behindDoc="0" locked="0" layoutInCell="1" allowOverlap="1" wp14:anchorId="28A83E51" wp14:editId="596B6165">
+              <wp:anchor distT="0" distB="0" distL="114300" distR="114300" simplePos="0" relativeHeight="251674624" behindDoc="0" locked="0" layoutInCell="1" allowOverlap="1" wp14:anchorId="1A3EA2EF" wp14:editId="6FFD6E1B">
                 <wp:simplePos x="0" y="0"/>
                 <wp:positionH relativeFrom="column">
                   <wp:posOffset>4572000</wp:posOffset>
@@ -604,7 +778,7 @@
         <mc:AlternateContent>
           <mc:Choice Requires="wps">
             <w:drawing>
-              <wp:anchor distT="0" distB="0" distL="114300" distR="114300" simplePos="0" relativeHeight="251672576" behindDoc="0" locked="0" layoutInCell="1" allowOverlap="1" wp14:anchorId="0EB2ABCE" wp14:editId="7775B02F">
+              <wp:anchor distT="0" distB="0" distL="114300" distR="114300" simplePos="0" relativeHeight="251672576" behindDoc="0" locked="0" layoutInCell="1" allowOverlap="1" wp14:anchorId="6876065B" wp14:editId="12DEB757">
                 <wp:simplePos x="0" y="0"/>
                 <wp:positionH relativeFrom="column">
                   <wp:posOffset>5969635</wp:posOffset>
@@ -695,7 +869,7 @@
         <mc:AlternateContent>
           <mc:Choice Requires="wps">
             <w:drawing>
-              <wp:anchor distT="0" distB="0" distL="114300" distR="114300" simplePos="0" relativeHeight="251670528" behindDoc="0" locked="0" layoutInCell="1" allowOverlap="1" wp14:anchorId="322B6A07" wp14:editId="468F68D5">
+              <wp:anchor distT="0" distB="0" distL="114300" distR="114300" simplePos="0" relativeHeight="251670528" behindDoc="0" locked="0" layoutInCell="1" allowOverlap="1" wp14:anchorId="052C35C3" wp14:editId="0C173350">
                 <wp:simplePos x="0" y="0"/>
                 <wp:positionH relativeFrom="column">
                   <wp:posOffset>4619501</wp:posOffset>
@@ -783,7 +957,7 @@
         <mc:AlternateContent>
           <mc:Choice Requires="wps">
             <w:drawing>
-              <wp:anchor distT="0" distB="0" distL="114300" distR="114300" simplePos="0" relativeHeight="251666432" behindDoc="0" locked="0" layoutInCell="1" allowOverlap="1" wp14:anchorId="2448389C" wp14:editId="01B06D6D">
+              <wp:anchor distT="0" distB="0" distL="114300" distR="114300" simplePos="0" relativeHeight="251666432" behindDoc="0" locked="0" layoutInCell="1" allowOverlap="1" wp14:anchorId="711843C0" wp14:editId="4AEC05B9">
                 <wp:simplePos x="0" y="0"/>
                 <wp:positionH relativeFrom="column">
                   <wp:posOffset>5866130</wp:posOffset>
@@ -858,7 +1032,7 @@
         <mc:AlternateContent>
           <mc:Choice Requires="wps">
             <w:drawing>
-              <wp:anchor distT="0" distB="0" distL="114300" distR="114300" simplePos="0" relativeHeight="251668480" behindDoc="0" locked="0" layoutInCell="1" allowOverlap="1" wp14:anchorId="706265E3" wp14:editId="09EBB020">
+              <wp:anchor distT="0" distB="0" distL="114300" distR="114300" simplePos="0" relativeHeight="251668480" behindDoc="0" locked="0" layoutInCell="1" allowOverlap="1" wp14:anchorId="5BA4767A" wp14:editId="4F621237">
                 <wp:simplePos x="0" y="0"/>
                 <wp:positionH relativeFrom="column">
                   <wp:posOffset>4498340</wp:posOffset>
@@ -933,7 +1107,7 @@
         <mc:AlternateContent>
           <mc:Choice Requires="wps">
             <w:drawing>
-              <wp:anchor distT="45720" distB="45720" distL="114300" distR="114300" simplePos="0" relativeHeight="251664384" behindDoc="0" locked="0" layoutInCell="1" allowOverlap="1" wp14:anchorId="191C337A" wp14:editId="69EF91A1">
+              <wp:anchor distT="45720" distB="45720" distL="114300" distR="114300" simplePos="0" relativeHeight="251664384" behindDoc="0" locked="0" layoutInCell="1" allowOverlap="1" wp14:anchorId="0061B767" wp14:editId="3FC5A1B7">
                 <wp:simplePos x="0" y="0"/>
                 <wp:positionH relativeFrom="margin">
                   <wp:posOffset>463138</wp:posOffset>
@@ -1023,7 +1197,15 @@
                                 <w:rFonts w:ascii="Arial" w:hAnsi="Arial" w:cs="Arial"/>
                                 <w:sz w:val="24"/>
                               </w:rPr>
-                              <w:t>This is to certify according to records that</w:t>
+                              <w:t xml:space="preserve">This is to certify according to records </w:t>
+                            </w:r>
+                            <w:proofErr w:type="gramStart"/>
+                            <w:r>
+                              <w:rPr>
+                                <w:rFonts w:ascii="Arial" w:hAnsi="Arial" w:cs="Arial"/>
+                                <w:sz w:val="24"/>
+                              </w:rPr>
+                              <w:t>that</w:t>
                             </w:r>
                             <w:r>
                               <w:rPr>
@@ -1041,6 +1223,7 @@
                               </w:rPr>
                               <w:t xml:space="preserve"> {</w:t>
                             </w:r>
+                            <w:proofErr w:type="gramEnd"/>
                             <w:r>
                               <w:rPr>
                                 <w:rFonts w:ascii="Arial" w:hAnsi="Arial" w:cs="Arial"/>
@@ -1153,8 +1336,6 @@
                               </w:rPr>
                               <w:t xml:space="preserve">  </w:t>
                             </w:r>
-                            <w:bookmarkStart w:id="0" w:name="_GoBack"/>
-                            <w:bookmarkEnd w:id="0"/>
                             <w:r>
                               <w:rPr>
                                 <w:rFonts w:ascii="Arial" w:hAnsi="Arial" w:cs="Arial"/>
@@ -1169,7 +1350,27 @@
                                 <w:sz w:val="24"/>
                                 <w:u w:val="single"/>
                               </w:rPr>
-                              <w:t xml:space="preserve">  {dateOfCohabitation}  </w:t>
+                              <w:t xml:space="preserve">  {</w:t>
+                            </w:r>
+                            <w:proofErr w:type="spellStart"/>
+                            <w:r>
+                              <w:rPr>
+                                <w:rFonts w:ascii="Arial" w:hAnsi="Arial" w:cs="Arial"/>
+                                <w:b/>
+                                <w:sz w:val="24"/>
+                                <w:u w:val="single"/>
+                              </w:rPr>
+                              <w:t>dateOfCohabitation</w:t>
+                            </w:r>
+                            <w:proofErr w:type="spellEnd"/>
+                            <w:r>
+                              <w:rPr>
+                                <w:rFonts w:ascii="Arial" w:hAnsi="Arial" w:cs="Arial"/>
+                                <w:b/>
+                                <w:sz w:val="24"/>
+                                <w:u w:val="single"/>
+                              </w:rPr>
+                              <w:t xml:space="preserve">}  </w:t>
                             </w:r>
                             <w:r>
                               <w:rPr>
@@ -1185,15 +1386,10 @@
                                 <w:sz w:val="24"/>
                                 <w:u w:val="single"/>
                               </w:rPr>
-                              <w:t xml:space="preserve"> {coHabitationBlotterEntryNumber}  </w:t>
-                            </w:r>
-                            <w:r>
-                              <w:rPr>
-                                <w:rFonts w:ascii="Arial" w:hAnsi="Arial" w:cs="Arial"/>
-                                <w:sz w:val="24"/>
-                              </w:rPr>
-                              <w:t xml:space="preserve"> dated </w:t>
-                            </w:r>
+                              <w:t xml:space="preserve"> {</w:t>
+                            </w:r>
+                            <w:proofErr w:type="spellStart"/>
+                            <w:proofErr w:type="gramStart"/>
                             <w:r>
                               <w:rPr>
                                 <w:rFonts w:ascii="Arial" w:hAnsi="Arial" w:cs="Arial"/>
@@ -1201,7 +1397,61 @@
                                 <w:sz w:val="24"/>
                                 <w:u w:val="single"/>
                               </w:rPr>
-                              <w:t xml:space="preserve"> {coHabitationDateOfBlotter} </w:t>
+                              <w:t>coHabitationBlotterEntryNumber</w:t>
+                            </w:r>
+                            <w:proofErr w:type="spellEnd"/>
+                            <w:r>
+                              <w:rPr>
+                                <w:rFonts w:ascii="Arial" w:hAnsi="Arial" w:cs="Arial"/>
+                                <w:b/>
+                                <w:sz w:val="24"/>
+                                <w:u w:val="single"/>
+                              </w:rPr>
+                              <w:t xml:space="preserve">}  </w:t>
+                            </w:r>
+                            <w:r>
+                              <w:rPr>
+                                <w:rFonts w:ascii="Arial" w:hAnsi="Arial" w:cs="Arial"/>
+                                <w:sz w:val="24"/>
+                              </w:rPr>
+                              <w:t xml:space="preserve"> </w:t>
+                            </w:r>
+                            <w:proofErr w:type="gramEnd"/>
+                            <w:r>
+                              <w:rPr>
+                                <w:rFonts w:ascii="Arial" w:hAnsi="Arial" w:cs="Arial"/>
+                                <w:sz w:val="24"/>
+                              </w:rPr>
+                              <w:t xml:space="preserve">dated </w:t>
+                            </w:r>
+                            <w:r>
+                              <w:rPr>
+                                <w:rFonts w:ascii="Arial" w:hAnsi="Arial" w:cs="Arial"/>
+                                <w:b/>
+                                <w:sz w:val="24"/>
+                                <w:u w:val="single"/>
+                              </w:rPr>
+                              <w:t xml:space="preserve"> {</w:t>
+                            </w:r>
+                            <w:proofErr w:type="spellStart"/>
+                            <w:r>
+                              <w:rPr>
+                                <w:rFonts w:ascii="Arial" w:hAnsi="Arial" w:cs="Arial"/>
+                                <w:b/>
+                                <w:sz w:val="24"/>
+                                <w:u w:val="single"/>
+                              </w:rPr>
+                              <w:t>coHabitationDateOfBlotter</w:t>
+                            </w:r>
+                            <w:proofErr w:type="spellEnd"/>
+                            <w:r>
+                              <w:rPr>
+                                <w:rFonts w:ascii="Arial" w:hAnsi="Arial" w:cs="Arial"/>
+                                <w:b/>
+                                <w:sz w:val="24"/>
+                                <w:u w:val="single"/>
+                              </w:rPr>
+                              <w:t xml:space="preserve">} </w:t>
                             </w:r>
                             <w:r>
                               <w:rPr>
@@ -1226,7 +1476,15 @@
                                 <w:sz w:val="24"/>
                               </w:rPr>
                               <w:tab/>
-                              <w:t xml:space="preserve">This further certifies that their fruitful cohabitation yielded </w:t>
+                              <w:t xml:space="preserve">This further certifies that their fruitful cohabitation </w:t>
+                            </w:r>
+                            <w:proofErr w:type="gramStart"/>
+                            <w:r>
+                              <w:rPr>
+                                <w:rFonts w:ascii="Arial" w:hAnsi="Arial" w:cs="Arial"/>
+                                <w:sz w:val="24"/>
+                              </w:rPr>
+                              <w:t xml:space="preserve">yielded </w:t>
                             </w:r>
                             <w:r>
                               <w:rPr>
@@ -1235,7 +1493,28 @@
                                 <w:sz w:val="24"/>
                                 <w:u w:val="single"/>
                               </w:rPr>
-                              <w:t xml:space="preserve"> {coHabitationNumberOfChildren} </w:t>
+                              <w:t xml:space="preserve"> {</w:t>
+                            </w:r>
+                            <w:proofErr w:type="spellStart"/>
+                            <w:proofErr w:type="gramEnd"/>
+                            <w:r>
+                              <w:rPr>
+                                <w:rFonts w:ascii="Arial" w:hAnsi="Arial" w:cs="Arial"/>
+                                <w:b/>
+                                <w:sz w:val="24"/>
+                                <w:u w:val="single"/>
+                              </w:rPr>
+                              <w:t>coHabitationNumberOfChildren</w:t>
+                            </w:r>
+                            <w:proofErr w:type="spellEnd"/>
+                            <w:r>
+                              <w:rPr>
+                                <w:rFonts w:ascii="Arial" w:hAnsi="Arial" w:cs="Arial"/>
+                                <w:b/>
+                                <w:sz w:val="24"/>
+                                <w:u w:val="single"/>
+                              </w:rPr>
+                              <w:t xml:space="preserve">} </w:t>
                             </w:r>
                             <w:r>
                               <w:rPr>
@@ -1260,7 +1539,15 @@
                                 <w:sz w:val="24"/>
                               </w:rPr>
                               <w:tab/>
-                              <w:t xml:space="preserve">This certification is issued upon the request of </w:t>
+                              <w:t xml:space="preserve">This certification is issued upon the request </w:t>
+                            </w:r>
+                            <w:proofErr w:type="gramStart"/>
+                            <w:r>
+                              <w:rPr>
+                                <w:rFonts w:ascii="Arial" w:hAnsi="Arial" w:cs="Arial"/>
+                                <w:sz w:val="24"/>
+                              </w:rPr>
+                              <w:t xml:space="preserve">of </w:t>
                             </w:r>
                             <w:r>
                               <w:rPr>
@@ -1269,7 +1556,17 @@
                                 <w:sz w:val="24"/>
                                 <w:u w:val="single"/>
                               </w:rPr>
-                              <w:t xml:space="preserve"> {name} </w:t>
+                              <w:t xml:space="preserve"> {</w:t>
+                            </w:r>
+                            <w:proofErr w:type="gramEnd"/>
+                            <w:r>
+                              <w:rPr>
+                                <w:rFonts w:ascii="Arial" w:hAnsi="Arial" w:cs="Arial"/>
+                                <w:b/>
+                                <w:sz w:val="24"/>
+                                <w:u w:val="single"/>
+                              </w:rPr>
+                              <w:t xml:space="preserve">name} </w:t>
                             </w:r>
                             <w:r>
                               <w:rPr>
@@ -1730,7 +2027,7 @@
         <mc:AlternateContent>
           <mc:Choice Requires="wps">
             <w:drawing>
-              <wp:anchor distT="45720" distB="45720" distL="114300" distR="114300" simplePos="0" relativeHeight="251660288" behindDoc="0" locked="0" layoutInCell="1" allowOverlap="1" wp14:anchorId="3197253B" wp14:editId="0E7C0581">
+              <wp:anchor distT="45720" distB="45720" distL="114300" distR="114300" simplePos="0" relativeHeight="251660288" behindDoc="0" locked="0" layoutInCell="1" allowOverlap="1" wp14:anchorId="1BD9C546" wp14:editId="0C71BD7D">
                 <wp:simplePos x="0" y="0"/>
                 <wp:positionH relativeFrom="margin">
                   <wp:align>center</wp:align>
@@ -1841,7 +2138,7 @@
           <w:lang w:eastAsia="en-GB"/>
         </w:rPr>
         <w:drawing>
-          <wp:anchor distT="0" distB="0" distL="114300" distR="114300" simplePos="0" relativeHeight="251658240" behindDoc="1" locked="1" layoutInCell="1" allowOverlap="1" wp14:anchorId="7AE48BEF" wp14:editId="2CD945C3">
+          <wp:anchor distT="0" distB="0" distL="114300" distR="114300" simplePos="0" relativeHeight="251658240" behindDoc="1" locked="1" layoutInCell="1" allowOverlap="1" wp14:anchorId="027F1A96" wp14:editId="612BAC7B">
             <wp:simplePos x="0" y="0"/>
             <wp:positionH relativeFrom="margin">
               <wp:align>right</wp:align>
@@ -1864,7 +2161,7 @@
                     <pic:cNvPicPr/>
                   </pic:nvPicPr>
                   <pic:blipFill>
-                    <a:blip r:embed="rId4" cstate="print">
+                    <a:blip r:embed="rId5" cstate="print">
                       <a:extLst>
                         <a:ext uri="{28A0092B-C50C-407E-A947-70E740481C1C}">
                           <a14:useLocalDpi xmlns:a14="http://schemas.microsoft.com/office/drawing/2010/main" val="0"/>
